--- a/docs/weekly-reports/Week6-ProgressReport.docx
+++ b/docs/weekly-reports/Week6-ProgressReport.docx
@@ -7,37 +7,12 @@
         <w:pStyle w:val="Title"/>
       </w:pPr>
       <w:r>
-        <w:t>Week 6 progress report</w:t>
+        <w:t>Week 6 Progress Report</w:t>
       </w:r>
     </w:p>
     <w:p>
-      <w:pPr>
-        <w:pStyle w:val="Subtitle"/>
-        <w:rPr>
-          <w:i w:val="0"/>
-          <w:iCs w:val="0"/>
-        </w:rPr>
-      </w:pPr>
       <w:r>
-        <w:rPr>
-          <w:i w:val="0"/>
-          <w:iCs w:val="0"/>
-        </w:rPr>
-        <w:t>Group O</w:t>
-      </w:r>
-      <w:r>
-        <w:rPr>
-          <w:i w:val="0"/>
-          <w:iCs w:val="0"/>
-        </w:rPr>
-        <w:t xml:space="preserve">: </w:t>
-      </w:r>
-      <w:r>
-        <w:rPr>
-          <w:i w:val="0"/>
-          <w:iCs w:val="0"/>
-        </w:rPr>
-        <w:t>Week ending 9 October 2026</w:t>
+        <w:t xml:space="preserve">Week ending 9 October 2026 </w:t>
       </w:r>
     </w:p>
     <w:p>
@@ -50,12 +25,12 @@
     </w:p>
     <w:p>
       <w:r>
-        <w:t>Week 6 focused on making the agent’s state visible and keeping useful context between runs. The application now records workflow transitions and stores a small triage summary in SQLite. A user can choose to reuse history, inspect earlier reports for an exact test identifier and delete an individual summary.</w:t>
+        <w:t>The application records workflow transitions and stores small triage summaries in SQLite. A user can choose to reuse history, look up earlier reports for an exact test identifier and delete individual summaries. The history screen identifies these as reported failures, not independently executed test results.</w:t>
       </w:r>
     </w:p>
     <w:p>
       <w:r>
-        <w:t>The memory design and data handling note explains the stored fields, local access boundary, 90-day retention and 500-record limit. The editable state model shows the loop and terminal states. The interface document specifies query_run_history as an MCP-style capability, with a working Python function and local HTTP adapter. A live MCP server was outside the chosen scope.</w:t>
+        <w:t>The memory design remains in the existing Markdown file. The editable state diagram and Word interface specification describe the implemented behaviour. query_run_history has a working Python function and local HTTP adapter; its MCP-style specification does not claim that an MCP server has been implemented.</w:t>
       </w:r>
     </w:p>
     <w:p>
@@ -68,12 +43,12 @@
     </w:p>
     <w:p>
       <w:r>
-        <w:t>SQLite was chosen instead of the earlier JSON proposal so that concurrent writes and retention updates are transactional. Only one memory use case was implemented: earlier triage reports for the same test. A flaky-test register was left out because repeated reports do not prove that a test is flaky.</w:t>
+        <w:t>SQLite keeps summary writes and retention updates transactional. History holds at most 500 summaries for up to 90 days, with expiry checked on access. A flaky-test register remains a proposal because repeated reports alone do not prove flakiness.</w:t>
       </w:r>
     </w:p>
     <w:p>
       <w:r>
-        <w:t>Previous context is optional and limited to a report count and last outcome. Fresh retrieval remains mandatory before drafting, and the agent’s tool permissions and execution limits are unchanged. A saved history entry cannot approve submission or other high-impact actions.</w:t>
+        <w:t>When history reuse is selected, only the prior report count and last outcome are added to the model context. The database stays local, but this digest, the current report and selected evidence are sent to Groq. History cannot replace fresh retrieval, change limits or authorise an action.</w:t>
       </w:r>
     </w:p>
     <w:p>
@@ -86,22 +61,100 @@
     </w:p>
     <w:p>
       <w:r>
-        <w:t>The final automated run passed 46 tests with no failures or errors. Coverage includes the existing agent guards and tools, plus persistence, retention, concurrent writes, corrupted storage, lookup, deletion and browser request controls. Two initial test cleanup errors on Windows were traced to open SQLite connections in the tests; explicit connection closure resolved them.</w:t>
+        <w:t>The current offline run passed 54 tests, including persistence, retention, concurrent writes, corrupted storage, query validation, deletion and agent guards. The earlier local Qwen3:8b demonstration remains available: a second process loaded an earlier report and both runs retrieved fresh evidence before saving drafts.</w:t>
       </w:r>
     </w:p>
     <w:p>
       <w:r>
-        <w:t>The live demonstration used local Qwen3:8b and a labelled synthetic report in two separate processes. The second process loaded one previous report. Both runs retrieved fresh evidence and produced unsubmitted drafts. After deleting the two summaries, reopening the store returned zero matches. These checks demonstrate persistence and controlled reuse, not a measured improvement in diagnosis.</w:t>
+        <w:t>The Groq run stopped at HTTP 429 before reaching memory scenarios. A current live demonstration is therefore pending. Deleting a summary does not delete separate drafts, traces or backups. The app remains a trusted local demonstration without multi-user authentication; human review of generated implementation is still outstanding.</w:t>
+      </w:r>
+    </w:p>
+    <w:p>
+      <w:pPr>
+        <w:pStyle w:val="Heading1"/>
+      </w:pPr>
+      <w:r>
+        <w:t>Links to evidence</w:t>
       </w:r>
     </w:p>
     <w:p>
       <w:r>
-        <w:t>The application remains a trusted local demo without multi-user authentication. Retention runs when the store is accessed. Deleting a summary does not delete separate drafts, audit traces or backups. Human review of the generated implementation and confirmation of individual contributions are still outstanding.</w:t>
+        <w:t>Current checks: evidence/traces/offline_verification_20261016.json. Historical memory demonstration: evidence/traces/week6_memory_demo.json. Interface: docs/architecture/Week6_Interface_Specification.docx.</w:t>
+      </w:r>
+    </w:p>
+    <w:p>
+      <w:pPr>
+        <w:pStyle w:val="Heading1"/>
+      </w:pPr>
+      <w:r>
+        <w:t>Individual contribution summary</w:t>
       </w:r>
     </w:p>
     <w:p>
       <w:r>
-        <w:br w:type="page"/>
+        <w:t>Onyanga</w:t>
+      </w:r>
+      <w:r>
+        <w:t xml:space="preserve"> Ambrose</w:t>
+      </w:r>
+      <w:r>
+        <w:t xml:space="preserve">: </w:t>
+      </w:r>
+      <w:r>
+        <w:t>Working memory and state implementation</w:t>
+      </w:r>
+    </w:p>
+    <w:p>
+      <w:r>
+        <w:t xml:space="preserve">Byali Macqueline Leya: </w:t>
+      </w:r>
+      <w:r>
+        <w:t>Memory design and data handling note</w:t>
+      </w:r>
+    </w:p>
+    <w:p>
+      <w:r>
+        <w:t xml:space="preserve">Angom Joyce Rita:  </w:t>
+      </w:r>
+      <w:r>
+        <w:t>interface specification, ai engineering log</w:t>
+      </w:r>
+    </w:p>
+    <w:p>
+      <w:r>
+        <w:t>Nuwagaba Jerome B</w:t>
+      </w:r>
+      <w:r>
+        <w:t>ill</w:t>
+      </w:r>
+      <w:r>
+        <w:t xml:space="preserve">: </w:t>
+      </w:r>
+      <w:r>
+        <w:t>State model</w:t>
+      </w:r>
+    </w:p>
+    <w:p>
+      <w:r>
+        <w:t xml:space="preserve">Okoth </w:t>
+      </w:r>
+      <w:r>
+        <w:t>Vi</w:t>
+      </w:r>
+      <w:r>
+        <w:t>c</w:t>
+      </w:r>
+      <w:r>
+        <w:t>t</w:t>
+      </w:r>
+      <w:r>
+        <w:t>or:</w:t>
+      </w:r>
+      <w:r>
+        <w:t xml:space="preserve">  </w:t>
+      </w:r>
+      <w:r>
+        <w:t>Memory and state testing</w:t>
       </w:r>
     </w:p>
     <w:p>
@@ -115,11 +168,10 @@
     </w:p>
     <w:p>
       <w:r>
-        <w:t>Build an evaluation set of at least 30 scenarios covering normal requests, edge cases, incorrect information, adversarial inputs, tool failures and unauthorised actions. Record completion, grounding, tool selection, latency and safety outcomes. Use the traces to document at least five genuine failures, apply fixes and retain the retest evidence. The existing 46 unit checks support this work but are not a substitute for that scenario evaluation.</w:t>
+        <w:t>Complete the Groq memory demonstration, then build at least 30 evaluation scenarios covering normal, edge, failure and adversarial cases. Record completion, grounding, tool selection, latency and safety outcomes. The offline checks support that work but do not replace it.</w:t>
       </w:r>
     </w:p>
     <w:sectPr>
-      <w:footerReference w:type="default" r:id="rId8"/>
       <w:pgSz w:w="12240" w:h="15840"/>
       <w:pgMar w:top="936" w:right="1008" w:bottom="936" w:left="1008" w:header="720" w:footer="720" w:gutter="0"/>
       <w:cols w:space="720"/>
@@ -152,38 +204,6 @@
     </w:p>
   </w:endnote>
 </w:endnotes>
-</file>
-
-<file path=word/footer1.xml><?xml version="1.0" encoding="utf-8"?>
-<w:ftr xmlns:wpc="http://schemas.microsoft.com/office/word/2010/wordprocessingCanvas" xmlns:cx="http://schemas.microsoft.com/office/drawing/2014/chartex" xmlns:cx1="http://schemas.microsoft.com/office/drawing/2015/9/8/chartex" xmlns:cx2="http://schemas.microsoft.com/office/drawing/2015/10/21/chartex" xmlns:cx3="http://schemas.microsoft.com/office/drawing/2016/5/9/chartex" xmlns:cx4="http://schemas.microsoft.com/office/drawing/2016/5/10/chartex" xmlns:cx5="http://schemas.microsoft.com/office/drawing/2016/5/11/chartex" xmlns:cx6="http://schemas.microsoft.com/office/drawing/2016/5/12/chartex" xmlns:cx7="http://schemas.microsoft.com/office/drawing/2016/5/13/chartex" xmlns:cx8="http://schemas.microsoft.com/office/drawing/2016/5/14/chartex" xmlns:mc="http://schemas.openxmlformats.org/markup-compatibility/2006" xmlns:aink="http://schemas.microsoft.com/office/drawing/2016/ink" xmlns:am3d="http://schemas.microsoft.com/office/drawing/2017/model3d" xmlns:o="urn:schemas-microsoft-com:office:office" xmlns:oel="http://schemas.microsoft.com/office/2019/extlst" xmlns:r="http://schemas.openxmlformats.org/officeDocument/2006/relationships" xmlns:m="http://schemas.openxmlformats.org/officeDocument/2006/math" xmlns:v="urn:schemas-microsoft-com:vml" xmlns:wp14="http://schemas.microsoft.com/office/word/2010/wordprocessingDrawing" xmlns:wp="http://schemas.openxmlformats.org/drawingml/2006/wordprocessingDrawing" xmlns:w10="urn:schemas-microsoft-com:office:word" xmlns:w="http://schemas.openxmlformats.org/wordprocessingml/2006/main" xmlns:w14="http://schemas.microsoft.com/office/word/2010/wordml" xmlns:w15="http://schemas.microsoft.com/office/word/2012/wordml" xmlns:w16cex="http://schemas.microsoft.com/office/word/2018/wordml/cex" xmlns:w16cid="http://schemas.microsoft.com/office/word/2016/wordml/cid" xmlns:w16="http://schemas.microsoft.com/office/word/2018/wordml" xmlns:w16du="http://schemas.microsoft.com/office/word/2023/wordml/word16du" xmlns:w16sdtdh="http://schemas.microsoft.com/office/word/2020/wordml/sdtdatahash" xmlns:w16se="http://schemas.microsoft.com/office/word/2015/wordml/symex" xmlns:wpg="http://schemas.microsoft.com/office/word/2010/wordprocessingGroup" xmlns:wpi="http://schemas.microsoft.com/office/word/2010/wordprocessingInk" xmlns:wne="http://schemas.microsoft.com/office/word/2006/wordml" xmlns:wps="http://schemas.microsoft.com/office/word/2010/wordprocessingShape" mc:Ignorable="w14 w15 w16se w16cid w16 w16cex w16sdtdh w16du wp14">
-  <w:p>
-    <w:pPr>
-      <w:pStyle w:val="Footer"/>
-      <w:jc w:val="right"/>
-    </w:pPr>
-    <w:r>
-      <w:t xml:space="preserve">Group O | BSE4104 | </w:t>
-    </w:r>
-    <w:r>
-      <w:fldChar w:fldCharType="begin"/>
-    </w:r>
-    <w:r>
-      <w:instrText>PAGE</w:instrText>
-    </w:r>
-    <w:r>
-      <w:fldChar w:fldCharType="separate"/>
-    </w:r>
-    <w:r>
-      <w:rPr>
-        <w:noProof/>
-      </w:rPr>
-      <w:t>1</w:t>
-    </w:r>
-    <w:r>
-      <w:fldChar w:fldCharType="end"/>
-    </w:r>
-  </w:p>
-</w:ftr>
 </file>
 
 <file path=word/footnotes.xml><?xml version="1.0" encoding="utf-8"?>

--- a/docs/weekly-reports/Week6-ProgressReport.docx
+++ b/docs/weekly-reports/Week6-ProgressReport.docx
@@ -61,11 +61,6 @@
     </w:p>
     <w:p>
       <w:r>
-        <w:t>The current offline run passed 54 tests, including persistence, retention, concurrent writes, corrupted storage, query validation, deletion and agent guards. The earlier local Qwen3:8b demonstration remains available: a second process loaded an earlier report and both runs retrieved fresh evidence before saving drafts.</w:t>
-      </w:r>
-    </w:p>
-    <w:p>
-      <w:r>
         <w:t>The Groq run stopped at HTTP 429 before reaching memory scenarios. A current live demonstration is therefore pending. Deleting a summary does not delete separate drafts, traces or backups. The app remains a trusted local demonstration without multi-user authentication; human review of generated implementation is still outstanding.</w:t>
       </w:r>
     </w:p>
@@ -75,11 +70,6 @@
       </w:pPr>
       <w:r>
         <w:t>Links to evidence</w:t>
-      </w:r>
-    </w:p>
-    <w:p>
-      <w:r>
-        <w:t>Current checks: evidence/traces/offline_verification_20261016.json. Historical memory demonstration: evidence/traces/week6_memory_demo.json. Interface: docs/architecture/Week6_Interface_Specification.docx.</w:t>
       </w:r>
     </w:p>
     <w:p>
@@ -169,6 +159,11 @@
     <w:p>
       <w:r>
         <w:t>Complete the Groq memory demonstration, then build at least 30 evaluation scenarios covering normal, edge, failure and adversarial cases. Record completion, grounding, tool selection, latency and safety outcomes. The offline checks support that work but do not replace it.</w:t>
+      </w:r>
+    </w:p>
+    <w:p>
+      <w:r>
+        <w:t>Revision 22 October 2026: 66 offline checks passed. Current RAG, tool, three selected agent traces and memory evidence are indexed in evidence/final/README.md. The 36 final scenarios are NOT RUN. Earlier milestone results describe their original configuration.</w:t>
       </w:r>
     </w:p>
     <w:sectPr>

--- a/docs/weekly-reports/Week6-ProgressReport.docx
+++ b/docs/weekly-reports/Week6-ProgressReport.docx
@@ -25,12 +25,28 @@
     </w:p>
     <w:p>
       <w:r>
-        <w:t>The application records workflow transitions and stores small triage summaries in SQLite. A user can choose to reuse history, look up earlier reports for an exact test identifier and delete individual summaries. The history screen identifies these as reported failures, not independently executed test results.</w:t>
+        <w:t>Our application records workflow transitions and stores small triage summaries in SQLite. A user can choose to reuse history, look up earlier reports for an exact test identifier and delete individual summaries. The history screen identifies these as reported failures, not independently executed test results.</w:t>
       </w:r>
     </w:p>
     <w:p>
       <w:r>
-        <w:t>The memory design remains in the existing Markdown file. The editable state diagram and Word interface specification describe the implemented behaviour. query_run_history has a working Python function and local HTTP adapter; its MCP-style specification does not claim that an MCP server has been implemented.</w:t>
+        <w:t xml:space="preserve">Our memory design remains in the existing Markdown file. The editable state diagram and Word interface specification describe the implemented </w:t>
+      </w:r>
+      <w:proofErr w:type="spellStart"/>
+      <w:r>
+        <w:t>behaviour</w:t>
+      </w:r>
+      <w:proofErr w:type="spellEnd"/>
+      <w:r>
+        <w:t xml:space="preserve">. </w:t>
+      </w:r>
+      <w:proofErr w:type="spellStart"/>
+      <w:r>
+        <w:t>query_run_history</w:t>
+      </w:r>
+      <w:proofErr w:type="spellEnd"/>
+      <w:r>
+        <w:t xml:space="preserve"> has a working Python function and local HTTP adapter; its MCP-style specification does not claim that an MCP server has been implemented.</w:t>
       </w:r>
     </w:p>
     <w:p>
@@ -48,7 +64,15 @@
     </w:p>
     <w:p>
       <w:r>
-        <w:t>When history reuse is selected, only the prior report count and last outcome are added to the model context. The database stays local, but this digest, the current report and selected evidence are sent to Groq. History cannot replace fresh retrieval, change limits or authorise an action.</w:t>
+        <w:t xml:space="preserve">When history reuse is selected, only the prior report count and last outcome are added to the model context. The database stays local, but this digest, the current report and selected evidence are sent to Groq. History cannot replace fresh retrieval, change limits or </w:t>
+      </w:r>
+      <w:proofErr w:type="spellStart"/>
+      <w:r>
+        <w:t>authorise</w:t>
+      </w:r>
+      <w:proofErr w:type="spellEnd"/>
+      <w:r>
+        <w:t xml:space="preserve"> an action.</w:t>
       </w:r>
     </w:p>
     <w:p>
@@ -70,6 +94,19 @@
       </w:pPr>
       <w:r>
         <w:t>Links to evidence</w:t>
+      </w:r>
+    </w:p>
+    <w:p>
+      <w:r>
+        <w:t>Repository evidence: src/memory_service.py; tests/test_memory.py; docs/architecture/week6-memory-design.md; docs/architecture/week6-state-model.drawio; docs/architecture/Week6_Interface_Specification.docx; evidence/traces/agent_memory_20261022T160322Z/</w:t>
+      </w:r>
+      <w:proofErr w:type="spellStart"/>
+      <w:r>
+        <w:t>verification.json</w:t>
+      </w:r>
+      <w:proofErr w:type="spellEnd"/>
+      <w:r>
+        <w:t>.</w:t>
       </w:r>
     </w:p>
     <w:p>
@@ -158,14 +195,10 @@
     </w:p>
     <w:p>
       <w:r>
-        <w:t>Complete the Groq memory demonstration, then build at least 30 evaluation scenarios covering normal, edge, failure and adversarial cases. Record completion, grounding, tool selection, latency and safety outcomes. The offline checks support that work but do not replace it.</w:t>
+        <w:t>We will complete the Groq memory demonstration, then build at least 30 evaluation scenarios covering normal, edge, failure and adversarial cases. Record completion, grounding, tool selection, latency and safety outcomes. The offline checks support that work but do not replace it.</w:t>
       </w:r>
     </w:p>
-    <w:p>
-      <w:r>
-        <w:t>Revision 22 October 2026: 66 offline checks passed. Current RAG, tool, three selected agent traces and memory evidence are indexed in evidence/final/README.md. The 36 final scenarios are NOT RUN. Earlier milestone results describe their original configuration.</w:t>
-      </w:r>
-    </w:p>
+    <w:p/>
     <w:sectPr>
       <w:pgSz w:w="12240" w:h="15840"/>
       <w:pgMar w:top="936" w:right="1008" w:bottom="936" w:left="1008" w:header="720" w:footer="720" w:gutter="0"/>
